--- a/backend/uploads/output.docx
+++ b/backend/uploads/output.docx
@@ -4,151 +4,68 @@
   <w:body>
     <w:p>
       <w:r>
-        <w:t># @ai-docs</w:t>
+        <w:t>## 🎯 Overall Project Purpose</w:t>
+      </w:r>
+    </w:p>
+    <w:p>
+      <w:r>
+        <w:t>The project aims to analyze a multi-language codebase along with existing documentation to generate comprehensive documentation in Markdown format. It involves fetching code from various files, processing it, and using AI models to generate detailed documentation.</w:t>
       </w:r>
     </w:p>
     <w:p/>
     <w:p>
       <w:r>
-        <w:t>## 🎯 Overall Project Purpose</w:t>
+        <w:t>## 🧩 Module-Level Summaries</w:t>
       </w:r>
     </w:p>
-    <w:p/>
     <w:p>
       <w:r>
-        <w:t>The `@ai-docs` project is a comprehensive documentation generation tool that analyzes a multi-language codebase and generates detailed documentation in Markdown format. It leverages AI to understand the codebase and generate meaningful documentation, including file/module-level details, key functions and components, implementation details, and visual diagrams.</w:t>
+        <w:t>1. **index.html**: Contains the basic HTML structure for the project's frontend.</w:t>
       </w:r>
     </w:p>
-    <w:p/>
     <w:p>
       <w:r>
-        <w:t>The main problem it solves is the time-consuming and complex task of writing detailed documentation for large codebases. It automates the process of understanding the codebase and generating comprehensive documentation, making it easier for developers to understand the structure and functionality of the codebase.</w:t>
+        <w:t>2. **tailwind.config.js**: Configures Tailwind CSS settings for the project.</w:t>
       </w:r>
     </w:p>
-    <w:p/>
     <w:p>
       <w:r>
-        <w:t>## 🧩 Module-level Summaries</w:t>
+        <w:t>3. **vite.config.js**: Configuration file for Vite, a frontend build tool.</w:t>
       </w:r>
     </w:p>
-    <w:p/>
     <w:p>
       <w:r>
-        <w:t>### index.html</w:t>
+        <w:t>4. **postcss.config.js**: Configures PostCSS plugins for the project.</w:t>
       </w:r>
     </w:p>
-    <w:p/>
     <w:p>
       <w:r>
-        <w:t>This is the main HTML file that serves as the entry point for the web application. It includes links to the main JavaScript file (`main.jsx`) and stylesheets.</w:t>
+        <w:t>5. **app.py**: Python script to analyze codebase, fetch existing documentation, and generate comprehensive documentation using AI.</w:t>
       </w:r>
     </w:p>
-    <w:p/>
     <w:p>
       <w:r>
-        <w:t>### tailwind.config.js</w:t>
+        <w:t>6. **activate_venv.py**: Python script to activate a virtual environment.</w:t>
       </w:r>
     </w:p>
-    <w:p/>
     <w:p>
       <w:r>
-        <w:t>This is the configuration file for Tailwind CSS, a utility-first CSS framework. It specifies the content files to be scanned for class names, extends the default configuration, and defines plugins.</w:t>
+        <w:t>7. **main.py**: FastAPI script to interact with the frontend and generate documentation based on user input.</w:t>
       </w:r>
     </w:p>
-    <w:p/>
     <w:p>
       <w:r>
-        <w:t>### vite.config.js</w:t>
+        <w:t>8. **index.css**: Contains Tailwind CSS styles for the project.</w:t>
       </w:r>
     </w:p>
-    <w:p/>
     <w:p>
       <w:r>
-        <w:t>This is the configuration file for Vite, a build tool that provides a faster and leaner development experience for modern web projects. It specifies the plugins to be used, in this case, the React plugin.</w:t>
+        <w:t>9. **classNames.js**: Utility function to join CSS class names conditionally.</w:t>
       </w:r>
     </w:p>
-    <w:p/>
     <w:p>
       <w:r>
-        <w:t>### postcss.config.js</w:t>
-      </w:r>
-    </w:p>
-    <w:p/>
-    <w:p>
-      <w:r>
-        <w:t>This is the configuration file for PostCSS, a tool for transforming CSS with JavaScript. It specifies the plugins to be used, in this case, Tailwind CSS and Autoprefixer.</w:t>
-      </w:r>
-    </w:p>
-    <w:p/>
-    <w:p>
-      <w:r>
-        <w:t>### app.py</w:t>
-      </w:r>
-    </w:p>
-    <w:p/>
-    <w:p>
-      <w:r>
-        <w:t>This is the main Python script that generates the comprehensive documentation. It reads the existing documentation and codebase, chunks the text and code, creates the final prompt, and uses the Gemini-2.0-Flash model from GenAI to generate the documentation.</w:t>
-      </w:r>
-    </w:p>
-    <w:p/>
-    <w:p>
-      <w:r>
-        <w:t>### activate_venv.py</w:t>
-      </w:r>
-    </w:p>
-    <w:p/>
-    <w:p>
-      <w:r>
-        <w:t>This script activates the Python virtual environment 'venv'. It is designed for Windows systems.</w:t>
-      </w:r>
-    </w:p>
-    <w:p/>
-    <w:p>
-      <w:r>
-        <w:t>### main.py</w:t>
-      </w:r>
-    </w:p>
-    <w:p/>
-    <w:p>
-      <w:r>
-        <w:t>This is the main FastAPI application. It provides endpoints for generating documentation and a root endpoint. It uses the SentenceTransformer model for sentence embeddings and FAISS for efficient similarity search.</w:t>
-      </w:r>
-    </w:p>
-    <w:p/>
-    <w:p>
-      <w:r>
-        <w:t>### index.css</w:t>
-      </w:r>
-    </w:p>
-    <w:p/>
-    <w:p>
-      <w:r>
-        <w:t>This is the main CSS file for the application. It includes Tailwind CSS directives for base styles, components, and utilities.</w:t>
-      </w:r>
-    </w:p>
-    <w:p/>
-    <w:p>
-      <w:r>
-        <w:t>### classNames.js</w:t>
-      </w:r>
-    </w:p>
-    <w:p/>
-    <w:p>
-      <w:r>
-        <w:t>This is a utility function for conditionally joining CSS class names together.</w:t>
-      </w:r>
-    </w:p>
-    <w:p/>
-    <w:p>
-      <w:r>
-        <w:t>### supabase.js</w:t>
-      </w:r>
-    </w:p>
-    <w:p/>
-    <w:p>
-      <w:r>
-        <w:t>This file sets up the Supabase client, which provides a backend for the application.</w:t>
+        <w:t>10. **supabase.js**: Sets up a Supabase client for interacting with a database.</w:t>
       </w:r>
     </w:p>
     <w:p/>
@@ -157,22 +74,24 @@
         <w:t>## 🧠 Code Logic and Workflows</w:t>
       </w:r>
     </w:p>
-    <w:p/>
     <w:p>
       <w:r>
-        <w:t xml:space="preserve">The main logic of the application is in `app.py` and `main.py`. </w:t>
+        <w:t>- **app.py**: Reads existing documentation and code files, chunks them, and creates prompts for AI documentation generation.</w:t>
       </w:r>
     </w:p>
-    <w:p/>
     <w:p>
       <w:r>
-        <w:t>In `app.py`, the script first reads the existing documentation and codebase. It then chunks the text and code into manageable parts and creates a final prompt that includes the existing documentation and code. This prompt is passed to the Gemini-2.0-Flash model from GenAI, which generates the comprehensive documentation. The generated documentation is then written to a Markdown file.</w:t>
+        <w:t>- **activate_venv.py**: Activates a virtual environment based on the OS.</w:t>
       </w:r>
     </w:p>
-    <w:p/>
     <w:p>
       <w:r>
-        <w:t>In `main.py`, the FastAPI application provides an endpoint for generating documentation. It uses the SentenceTransformer model to generate sentence embeddings for the codebase and FAISS for efficient similarity search. It also fetches the codebase from a GitHub repository and builds a knowledge base and vector store for the user.</w:t>
+        <w:t>- **main.py**: FastAPI script to handle API requests for generating documentation based on user input.</w:t>
+      </w:r>
+    </w:p>
+    <w:p>
+      <w:r>
+        <w:t>- **supabase.js**: Sets up a client for interacting with a Supabase database.</w:t>
       </w:r>
     </w:p>
     <w:p/>
@@ -181,7 +100,6 @@
         <w:t>## 📊 Workflow Diagrams</w:t>
       </w:r>
     </w:p>
-    <w:p/>
     <w:p>
       <w:r>
         <w:t>```mermaid</w:t>
@@ -189,123 +107,27 @@
     </w:p>
     <w:p>
       <w:r>
-        <w:t>sequenceDiagram</w:t>
+        <w:t>graph LR</w:t>
       </w:r>
     </w:p>
     <w:p>
       <w:r>
-        <w:t xml:space="preserve">    participant User</w:t>
+        <w:t>A[Existing Documentation] --&gt; B{Generate Documentation}</w:t>
       </w:r>
     </w:p>
     <w:p>
       <w:r>
-        <w:t xml:space="preserve">    participant App.py</w:t>
+        <w:t>C[Codebase Files] --&gt; B</w:t>
       </w:r>
     </w:p>
     <w:p>
       <w:r>
-        <w:t xml:space="preserve">    participant GenAI</w:t>
+        <w:t>B --&gt; D[AI Documentation Generation]</w:t>
       </w:r>
     </w:p>
     <w:p>
       <w:r>
-        <w:t xml:space="preserve">    User-&gt;&gt;App.py: Request to generate documentation</w:t>
-      </w:r>
-    </w:p>
-    <w:p>
-      <w:r>
-        <w:t xml:space="preserve">    App.py-&gt;&gt;App.py: Read existing documentation and codebase</w:t>
-      </w:r>
-    </w:p>
-    <w:p>
-      <w:r>
-        <w:t xml:space="preserve">    App.py-&gt;&gt;App.py: Chunk text and code</w:t>
-      </w:r>
-    </w:p>
-    <w:p>
-      <w:r>
-        <w:t xml:space="preserve">    App.py-&gt;&gt;App.py: Create final prompt</w:t>
-      </w:r>
-    </w:p>
-    <w:p>
-      <w:r>
-        <w:t xml:space="preserve">    App.py-&gt;&gt;GenAI: Request to generate documentation</w:t>
-      </w:r>
-    </w:p>
-    <w:p>
-      <w:r>
-        <w:t xml:space="preserve">    GenAI-&gt;&gt;App.py: Return generated documentation</w:t>
-      </w:r>
-    </w:p>
-    <w:p>
-      <w:r>
-        <w:t xml:space="preserve">    App.py-&gt;&gt;User: Return generated documentation</w:t>
-      </w:r>
-    </w:p>
-    <w:p>
-      <w:r>
-        <w:t>```</w:t>
-      </w:r>
-    </w:p>
-    <w:p/>
-    <w:p>
-      <w:r>
-        <w:t>```mermaid</w:t>
-      </w:r>
-    </w:p>
-    <w:p>
-      <w:r>
-        <w:t>sequenceDiagram</w:t>
-      </w:r>
-    </w:p>
-    <w:p>
-      <w:r>
-        <w:t xml:space="preserve">    participant User</w:t>
-      </w:r>
-    </w:p>
-    <w:p>
-      <w:r>
-        <w:t xml:space="preserve">    participant Main.py</w:t>
-      </w:r>
-    </w:p>
-    <w:p>
-      <w:r>
-        <w:t xml:space="preserve">    participant GitHub</w:t>
-      </w:r>
-    </w:p>
-    <w:p>
-      <w:r>
-        <w:t xml:space="preserve">    participant SentenceTransformer</w:t>
-      </w:r>
-    </w:p>
-    <w:p>
-      <w:r>
-        <w:t xml:space="preserve">    participant FAISS</w:t>
-      </w:r>
-    </w:p>
-    <w:p>
-      <w:r>
-        <w:t xml:space="preserve">    User-&gt;&gt;Main.py: Request to generate documentation</w:t>
-      </w:r>
-    </w:p>
-    <w:p>
-      <w:r>
-        <w:t xml:space="preserve">    Main.py-&gt;&gt;GitHub: Fetch codebase</w:t>
-      </w:r>
-    </w:p>
-    <w:p>
-      <w:r>
-        <w:t xml:space="preserve">    Main.py-&gt;&gt;SentenceTransformer: Generate sentence embeddings</w:t>
-      </w:r>
-    </w:p>
-    <w:p>
-      <w:r>
-        <w:t xml:space="preserve">    Main.py-&gt;&gt;FAISS: Build vector store</w:t>
-      </w:r>
-    </w:p>
-    <w:p>
-      <w:r>
-        <w:t xml:space="preserve">    Main.py-&gt;&gt;User: Return generated documentation</w:t>
+        <w:t>D --&gt; E[Final Comprehensive Documentation]</w:t>
       </w:r>
     </w:p>
     <w:p>
@@ -319,7 +141,6 @@
         <w:t>## 🗂️ Architecture Diagram</w:t>
       </w:r>
     </w:p>
-    <w:p/>
     <w:p>
       <w:r>
         <w:t>```</w:t>
@@ -327,62 +148,87 @@
     </w:p>
     <w:p>
       <w:r>
-        <w:t>@ai-docs</w:t>
+        <w:t>Project Structure:</w:t>
       </w:r>
     </w:p>
     <w:p>
       <w:r>
-        <w:t>│</w:t>
+        <w:t>- frontend/</w:t>
       </w:r>
     </w:p>
     <w:p>
       <w:r>
-        <w:t>├── index.html</w:t>
+        <w:t xml:space="preserve">  - index.html</w:t>
       </w:r>
     </w:p>
     <w:p>
       <w:r>
-        <w:t>├── tailwind.config.js</w:t>
+        <w:t xml:space="preserve">  - index.css</w:t>
       </w:r>
     </w:p>
     <w:p>
       <w:r>
-        <w:t>├── vite.config.js</w:t>
+        <w:t>- backend/</w:t>
       </w:r>
     </w:p>
     <w:p>
       <w:r>
-        <w:t>├── postcss.config.js</w:t>
+        <w:t xml:space="preserve">  - app.py</w:t>
       </w:r>
     </w:p>
     <w:p>
       <w:r>
-        <w:t>├── app.py</w:t>
+        <w:t xml:space="preserve">  - main.py</w:t>
       </w:r>
     </w:p>
     <w:p>
       <w:r>
-        <w:t>├── activate_venv.py</w:t>
+        <w:t>- scripts/</w:t>
       </w:r>
     </w:p>
     <w:p>
       <w:r>
-        <w:t>├── main.py</w:t>
+        <w:t xml:space="preserve">  - activate_venv.py</w:t>
       </w:r>
     </w:p>
     <w:p>
       <w:r>
-        <w:t>├── index.css</w:t>
+        <w:t>- config/</w:t>
       </w:r>
     </w:p>
     <w:p>
       <w:r>
-        <w:t>├── classNames.js</w:t>
+        <w:t xml:space="preserve">  - tailwind.config.js</w:t>
       </w:r>
     </w:p>
     <w:p>
       <w:r>
-        <w:t>└── supabase.js</w:t>
+        <w:t xml:space="preserve">  - vite.config.js</w:t>
+      </w:r>
+    </w:p>
+    <w:p>
+      <w:r>
+        <w:t xml:space="preserve">  - postcss.config.js</w:t>
+      </w:r>
+    </w:p>
+    <w:p>
+      <w:r>
+        <w:t>- utils/</w:t>
+      </w:r>
+    </w:p>
+    <w:p>
+      <w:r>
+        <w:t xml:space="preserve">  - classNames.js</w:t>
+      </w:r>
+    </w:p>
+    <w:p>
+      <w:r>
+        <w:t>- database/</w:t>
+      </w:r>
+    </w:p>
+    <w:p>
+      <w:r>
+        <w:t xml:space="preserve">  - supabase.js</w:t>
       </w:r>
     </w:p>
     <w:p>
@@ -396,35 +242,14 @@
         <w:t>## 🧬 Service/API Dependency Diagrams</w:t>
       </w:r>
     </w:p>
-    <w:p/>
     <w:p>
       <w:r>
-        <w:t>```mermaid</w:t>
+        <w:t>```</w:t>
       </w:r>
     </w:p>
     <w:p>
       <w:r>
-        <w:t>graph LR</w:t>
-      </w:r>
-    </w:p>
-    <w:p>
-      <w:r>
-        <w:t xml:space="preserve">    A[app.py] --&gt; B[GenAI]</w:t>
-      </w:r>
-    </w:p>
-    <w:p>
-      <w:r>
-        <w:t xml:space="preserve">    C[main.py] --&gt; D[GitHub]</w:t>
-      </w:r>
-    </w:p>
-    <w:p>
-      <w:r>
-        <w:t xml:space="preserve">    C --&gt; E[SentenceTransformer]</w:t>
-      </w:r>
-    </w:p>
-    <w:p>
-      <w:r>
-        <w:t xml:space="preserve">    C --&gt; F[FAISS]</w:t>
+        <w:t>User Request --&gt; main.py --&gt; AI Model --&gt; Generate Documentation</w:t>
       </w:r>
     </w:p>
     <w:p>
@@ -438,10 +263,9 @@
         <w:t>## 🛠️ Database ER Diagrams</w:t>
       </w:r>
     </w:p>
-    <w:p/>
     <w:p>
       <w:r>
-        <w:t>No database schema or ORM was found in the provided codebase.</w:t>
+        <w:t>No database schema or ORM found in the provided codebase.</w:t>
       </w:r>
     </w:p>
     <w:p/>
@@ -450,45 +274,29 @@
         <w:t>## 💡 Best Practices &amp; Improvement Suggestions</w:t>
       </w:r>
     </w:p>
-    <w:p/>
     <w:p>
       <w:r>
-        <w:t>- Use environment variables or a configuration file to store sensitive information such as API keys.</w:t>
+        <w:t>- Implement error handling for API requests and file operations in a more robust manner.</w:t>
       </w:r>
     </w:p>
     <w:p>
       <w:r>
-        <w:t>- Handle exceptions and errors gracefully to provide a better user experience.</w:t>
+        <w:t>- Consider adding unit tests to ensure the functionality of different modules.</w:t>
       </w:r>
     </w:p>
     <w:p>
       <w:r>
-        <w:t>- Use meaningful variable and function names to make the code easier to understand.</w:t>
+        <w:t>- Document codebase with inline comments for better understanding.</w:t>
       </w:r>
     </w:p>
     <w:p>
       <w:r>
-        <w:t>- Add comments to explain complex code logic.</w:t>
+        <w:t>- Use consistent coding style and naming conventions across all files.</w:t>
       </w:r>
     </w:p>
     <w:p>
       <w:r>
-        <w:t>- Use version control to track changes and collaborate with others.</w:t>
-      </w:r>
-    </w:p>
-    <w:p>
-      <w:r>
-        <w:t>- Regularly update dependencies to get the latest features and security updates.</w:t>
-      </w:r>
-    </w:p>
-    <w:p>
-      <w:r>
-        <w:t>- Write tests to ensure the code works as expected.</w:t>
-      </w:r>
-    </w:p>
-    <w:p>
-      <w:r>
-        <w:t>- Use continuous integration/continuous deployment (CI/CD) to automate the testing and deployment process.</w:t>
+        <w:t>- Optimize code for better performance, especially in data processing tasks.</w:t>
       </w:r>
     </w:p>
     <w:sectPr>

--- a/backend/uploads/output.docx
+++ b/backend/uploads/output.docx
@@ -9,7 +9,7 @@
     </w:p>
     <w:p>
       <w:r>
-        <w:t>The project aims to analyze a multi-language codebase along with existing documentation to generate comprehensive documentation in Markdown format. It involves fetching code from various files, processing it, and using AI models to generate detailed documentation.</w:t>
+        <w:t>The project aims to analyze a multi-language codebase along with existing documentation to generate comprehensive documentation formatted as a Markdown file. It involves fetching code from various files, processing it, and utilizing AI models to create detailed documentation.</w:t>
       </w:r>
     </w:p>
     <w:p/>
@@ -30,7 +30,7 @@
     </w:p>
     <w:p>
       <w:r>
-        <w:t>3. **vite.config.js**: Configuration file for Vite, a frontend build tool.</w:t>
+        <w:t>3. **vite.config.js**: Configures Vite build tool settings for the project.</w:t>
       </w:r>
     </w:p>
     <w:p>
@@ -40,7 +40,7 @@
     </w:p>
     <w:p>
       <w:r>
-        <w:t>5. **app.py**: Python script to analyze codebase, fetch existing documentation, and generate comprehensive documentation using AI.</w:t>
+        <w:t>5. **app.py**: Python script for analyzing codebase and generating documentation.</w:t>
       </w:r>
     </w:p>
     <w:p>
@@ -50,22 +50,22 @@
     </w:p>
     <w:p>
       <w:r>
-        <w:t>7. **main.py**: FastAPI script to interact with the frontend and generate documentation based on user input.</w:t>
+        <w:t>7. **main.py**: FastAPI script for handling API requests and generating documentation.</w:t>
       </w:r>
     </w:p>
     <w:p>
       <w:r>
-        <w:t>8. **index.css**: Contains Tailwind CSS styles for the project.</w:t>
+        <w:t>8. **index.css**: CSS file for styling the project.</w:t>
       </w:r>
     </w:p>
     <w:p>
       <w:r>
-        <w:t>9. **classNames.js**: Utility function to join CSS class names conditionally.</w:t>
+        <w:t>9. **classNames.js**: Utility function for joining CSS class names.</w:t>
       </w:r>
     </w:p>
     <w:p>
       <w:r>
-        <w:t>10. **supabase.js**: Sets up a Supabase client for interacting with a database.</w:t>
+        <w:t>10. **supabase.js**: Handles interactions with Supabase for database operations.</w:t>
       </w:r>
     </w:p>
     <w:p/>
@@ -76,22 +76,7 @@
     </w:p>
     <w:p>
       <w:r>
-        <w:t>- **app.py**: Reads existing documentation and code files, chunks them, and creates prompts for AI documentation generation.</w:t>
-      </w:r>
-    </w:p>
-    <w:p>
-      <w:r>
-        <w:t>- **activate_venv.py**: Activates a virtual environment based on the OS.</w:t>
-      </w:r>
-    </w:p>
-    <w:p>
-      <w:r>
-        <w:t>- **main.py**: FastAPI script to handle API requests for generating documentation based on user input.</w:t>
-      </w:r>
-    </w:p>
-    <w:p>
-      <w:r>
-        <w:t>- **supabase.js**: Sets up a client for interacting with a Supabase database.</w:t>
+        <w:t>The `app.py` script reads code files, chunks them, and combines with existing documentation. It then uses an AI model to generate comprehensive documentation. The `main.py` script uses FastAPI to handle API requests for generating documentation based on GitHub repositories. The `generate_documentation` endpoint fetches code from repositories, processes it, and generates documentation using AI models.</w:t>
       </w:r>
     </w:p>
     <w:p/>
@@ -107,27 +92,42 @@
     </w:p>
     <w:p>
       <w:r>
-        <w:t>graph LR</w:t>
+        <w:t>sequenceDiagram</w:t>
       </w:r>
     </w:p>
     <w:p>
       <w:r>
-        <w:t>A[Existing Documentation] --&gt; B{Generate Documentation}</w:t>
+        <w:t xml:space="preserve">    participant User</w:t>
       </w:r>
     </w:p>
     <w:p>
       <w:r>
-        <w:t>C[Codebase Files] --&gt; B</w:t>
+        <w:t xml:space="preserve">    participant FastAPI</w:t>
       </w:r>
     </w:p>
     <w:p>
       <w:r>
-        <w:t>B --&gt; D[AI Documentation Generation]</w:t>
+        <w:t xml:space="preserve">    participant AIModel</w:t>
       </w:r>
     </w:p>
     <w:p>
       <w:r>
-        <w:t>D --&gt; E[Final Comprehensive Documentation]</w:t>
+        <w:t xml:space="preserve">    User-&gt;&gt;FastAPI: Request to generate documentation</w:t>
+      </w:r>
+    </w:p>
+    <w:p>
+      <w:r>
+        <w:t xml:space="preserve">    FastAPI-&gt;&gt;AIModel: Utilize AI model for content generation</w:t>
+      </w:r>
+    </w:p>
+    <w:p>
+      <w:r>
+        <w:t xml:space="preserve">    AIModel--&gt;&gt;FastAPI: Return generated documentation</w:t>
+      </w:r>
+    </w:p>
+    <w:p>
+      <w:r>
+        <w:t xml:space="preserve">    FastAPI--&gt;&gt;User: Provide generated documentation</w:t>
       </w:r>
     </w:p>
     <w:p>
@@ -143,97 +143,7 @@
     </w:p>
     <w:p>
       <w:r>
-        <w:t>```</w:t>
-      </w:r>
-    </w:p>
-    <w:p>
-      <w:r>
-        <w:t>Project Structure:</w:t>
-      </w:r>
-    </w:p>
-    <w:p>
-      <w:r>
-        <w:t>- frontend/</w:t>
-      </w:r>
-    </w:p>
-    <w:p>
-      <w:r>
-        <w:t xml:space="preserve">  - index.html</w:t>
-      </w:r>
-    </w:p>
-    <w:p>
-      <w:r>
-        <w:t xml:space="preserve">  - index.css</w:t>
-      </w:r>
-    </w:p>
-    <w:p>
-      <w:r>
-        <w:t>- backend/</w:t>
-      </w:r>
-    </w:p>
-    <w:p>
-      <w:r>
-        <w:t xml:space="preserve">  - app.py</w:t>
-      </w:r>
-    </w:p>
-    <w:p>
-      <w:r>
-        <w:t xml:space="preserve">  - main.py</w:t>
-      </w:r>
-    </w:p>
-    <w:p>
-      <w:r>
-        <w:t>- scripts/</w:t>
-      </w:r>
-    </w:p>
-    <w:p>
-      <w:r>
-        <w:t xml:space="preserve">  - activate_venv.py</w:t>
-      </w:r>
-    </w:p>
-    <w:p>
-      <w:r>
-        <w:t>- config/</w:t>
-      </w:r>
-    </w:p>
-    <w:p>
-      <w:r>
-        <w:t xml:space="preserve">  - tailwind.config.js</w:t>
-      </w:r>
-    </w:p>
-    <w:p>
-      <w:r>
-        <w:t xml:space="preserve">  - vite.config.js</w:t>
-      </w:r>
-    </w:p>
-    <w:p>
-      <w:r>
-        <w:t xml:space="preserve">  - postcss.config.js</w:t>
-      </w:r>
-    </w:p>
-    <w:p>
-      <w:r>
-        <w:t>- utils/</w:t>
-      </w:r>
-    </w:p>
-    <w:p>
-      <w:r>
-        <w:t xml:space="preserve">  - classNames.js</w:t>
-      </w:r>
-    </w:p>
-    <w:p>
-      <w:r>
-        <w:t>- database/</w:t>
-      </w:r>
-    </w:p>
-    <w:p>
-      <w:r>
-        <w:t xml:space="preserve">  - supabase.js</w:t>
-      </w:r>
-    </w:p>
-    <w:p>
-      <w:r>
-        <w:t>```</w:t>
+        <w:t>The project architecture involves frontend (HTML/CSS), backend (FastAPI), AI model integration, and database operations with Supabase.</w:t>
       </w:r>
     </w:p>
     <w:p/>
@@ -244,12 +154,32 @@
     </w:p>
     <w:p>
       <w:r>
-        <w:t>```</w:t>
+        <w:t>```mermaid</w:t>
       </w:r>
     </w:p>
     <w:p>
       <w:r>
-        <w:t>User Request --&gt; main.py --&gt; AI Model --&gt; Generate Documentation</w:t>
+        <w:t>graph TD;</w:t>
+      </w:r>
+    </w:p>
+    <w:p>
+      <w:r>
+        <w:t xml:space="preserve">    User--&gt;Frontend;</w:t>
+      </w:r>
+    </w:p>
+    <w:p>
+      <w:r>
+        <w:t xml:space="preserve">    Frontend--&gt;FastAPI;</w:t>
+      </w:r>
+    </w:p>
+    <w:p>
+      <w:r>
+        <w:t xml:space="preserve">    FastAPI--&gt;AIModel;</w:t>
+      </w:r>
+    </w:p>
+    <w:p>
+      <w:r>
+        <w:t xml:space="preserve">    FastAPI--&gt;Supabase;</w:t>
       </w:r>
     </w:p>
     <w:p>
@@ -265,7 +195,7 @@
     </w:p>
     <w:p>
       <w:r>
-        <w:t>No database schema or ORM found in the provided codebase.</w:t>
+        <w:t>No explicit database schema or ORM found in the provided codebase.</w:t>
       </w:r>
     </w:p>
     <w:p/>
@@ -276,27 +206,27 @@
     </w:p>
     <w:p>
       <w:r>
-        <w:t>- Implement error handling for API requests and file operations in a more robust manner.</w:t>
+        <w:t>- Implement error handling for API requests and file operations.</w:t>
       </w:r>
     </w:p>
     <w:p>
       <w:r>
-        <w:t>- Consider adding unit tests to ensure the functionality of different modules.</w:t>
+        <w:t>- Enhance documentation with more detailed explanations of functions and components.</w:t>
       </w:r>
     </w:p>
     <w:p>
       <w:r>
-        <w:t>- Document codebase with inline comments for better understanding.</w:t>
+        <w:t>- Use consistent coding styles and naming conventions across files.</w:t>
       </w:r>
     </w:p>
     <w:p>
       <w:r>
-        <w:t>- Use consistent coding style and naming conventions across all files.</w:t>
+        <w:t>- Consider adding unit tests for critical functionalities.</w:t>
       </w:r>
     </w:p>
     <w:p>
       <w:r>
-        <w:t>- Optimize code for better performance, especially in data processing tasks.</w:t>
+        <w:t>- Include more detailed architecture diagrams for better understanding.</w:t>
       </w:r>
     </w:p>
     <w:sectPr>
